--- a/离散数学/集合论与图论/集合论与图论（上）课后习题/第7讲测验.docx
+++ b/离散数学/集合论与图论/集合论与图论（上）课后习题/第7讲测验.docx
@@ -7,11 +7,13 @@
         <w:spacing w:line="360" w:lineRule="auto"/>
         <w:rPr>
           <w:rFonts w:hint="eastAsia"/>
+          <w:highlight w:val="yellow"/>
           <w:lang w:eastAsia="zh-CN"/>
         </w:rPr>
       </w:pPr>
       <w:r>
         <w:rPr>
+          <w:highlight w:val="yellow"/>
           <w:lang w:eastAsia="zh-CN"/>
         </w:rPr>
         <w:t>1,设R和S都是集合X上的二元关系，则下列说法错误的是（）。</w:t>
@@ -22,11 +24,13 @@
         <w:spacing w:line="360" w:lineRule="auto"/>
         <w:rPr>
           <w:rFonts w:hint="eastAsia"/>
+          <w:highlight w:val="yellow"/>
           <w:lang w:eastAsia="zh-CN"/>
         </w:rPr>
       </w:pPr>
       <w:r>
         <w:rPr>
+          <w:highlight w:val="yellow"/>
           <w:lang w:eastAsia="zh-CN"/>
         </w:rPr>
         <w:t>A,如果R与S是反自反的，则</w:t>
@@ -34,6 +38,7 @@
       <w:r>
         <w:rPr>
           <w:noProof/>
+          <w:highlight w:val="yellow"/>
         </w:rPr>
         <w:drawing>
           <wp:inline distT="0" distB="0" distL="0" distR="0" wp14:anchorId="5057B3C6" wp14:editId="4F989CBA">
@@ -73,6 +78,7 @@
       </w:r>
       <w:r>
         <w:rPr>
+          <w:highlight w:val="yellow"/>
           <w:lang w:eastAsia="zh-CN"/>
         </w:rPr>
         <w:t>也是反自反的。</w:t>
@@ -83,11 +89,13 @@
         <w:spacing w:line="360" w:lineRule="auto"/>
         <w:rPr>
           <w:rFonts w:hint="eastAsia"/>
+          <w:highlight w:val="yellow"/>
           <w:lang w:eastAsia="zh-CN"/>
         </w:rPr>
       </w:pPr>
       <w:r>
         <w:rPr>
+          <w:highlight w:val="yellow"/>
           <w:lang w:eastAsia="zh-CN"/>
         </w:rPr>
         <w:t>B,如果R与S是传递的，则</w:t>
@@ -95,6 +103,7 @@
       <w:r>
         <w:rPr>
           <w:noProof/>
+          <w:highlight w:val="yellow"/>
         </w:rPr>
         <w:drawing>
           <wp:inline distT="0" distB="0" distL="0" distR="0" wp14:anchorId="2CC177B1" wp14:editId="15199F44">
@@ -134,6 +143,7 @@
       </w:r>
       <w:r>
         <w:rPr>
+          <w:highlight w:val="yellow"/>
           <w:lang w:eastAsia="zh-CN"/>
         </w:rPr>
         <w:t>也是传递的。</w:t>
@@ -144,11 +154,13 @@
         <w:spacing w:line="360" w:lineRule="auto"/>
         <w:rPr>
           <w:rFonts w:hint="eastAsia"/>
+          <w:highlight w:val="yellow"/>
           <w:lang w:eastAsia="zh-CN"/>
         </w:rPr>
       </w:pPr>
       <w:r>
         <w:rPr>
+          <w:highlight w:val="yellow"/>
           <w:lang w:eastAsia="zh-CN"/>
         </w:rPr>
         <w:t>C,如果R与S是自反的，则</w:t>
@@ -156,6 +168,7 @@
       <w:r>
         <w:rPr>
           <w:noProof/>
+          <w:highlight w:val="yellow"/>
         </w:rPr>
         <w:drawing>
           <wp:inline distT="0" distB="0" distL="0" distR="0" wp14:anchorId="12FF9EA4" wp14:editId="7375B020">
@@ -195,6 +208,7 @@
       </w:r>
       <w:r>
         <w:rPr>
+          <w:highlight w:val="yellow"/>
           <w:lang w:eastAsia="zh-CN"/>
         </w:rPr>
         <w:t>也是自反的。</w:t>
@@ -205,11 +219,13 @@
         <w:spacing w:line="360" w:lineRule="auto"/>
         <w:rPr>
           <w:rFonts w:hint="eastAsia"/>
+          <w:highlight w:val="yellow"/>
           <w:lang w:eastAsia="zh-CN"/>
         </w:rPr>
       </w:pPr>
       <w:r>
         <w:rPr>
+          <w:highlight w:val="yellow"/>
           <w:lang w:eastAsia="zh-CN"/>
         </w:rPr>
         <w:t>D,如果R与S是对称的，则</w:t>
@@ -217,6 +233,7 @@
       <w:r>
         <w:rPr>
           <w:noProof/>
+          <w:highlight w:val="yellow"/>
         </w:rPr>
         <w:drawing>
           <wp:inline distT="0" distB="0" distL="0" distR="0" wp14:anchorId="04F29E76" wp14:editId="6AB5B875">
@@ -256,9 +273,74 @@
       </w:r>
       <w:r>
         <w:rPr>
+          <w:highlight w:val="yellow"/>
           <w:lang w:eastAsia="zh-CN"/>
         </w:rPr>
         <w:t>也是对称的。</w:t>
+      </w:r>
+    </w:p>
+    <w:p>
+      <w:pPr>
+        <w:spacing w:line="360" w:lineRule="auto"/>
+        <w:rPr>
+          <w:highlight w:val="yellow"/>
+          <w:lang w:eastAsia="zh-CN"/>
+        </w:rPr>
+      </w:pPr>
+      <w:r>
+        <w:rPr>
+          <w:highlight w:val="yellow"/>
+          <w:lang w:eastAsia="zh-CN"/>
+        </w:rPr>
+        <w:t>答案:B</w:t>
+      </w:r>
+    </w:p>
+    <w:p>
+      <w:pPr>
+        <w:spacing w:line="360" w:lineRule="auto"/>
+        <w:rPr>
+          <w:b/>
+          <w:bCs/>
+          <w:lang w:eastAsia="zh-CN"/>
+        </w:rPr>
+      </w:pPr>
+      <w:r>
+        <w:rPr>
+          <w:b/>
+          <w:bCs/>
+          <w:highlight w:val="yellow"/>
+          <w:lang w:eastAsia="zh-CN"/>
+        </w:rPr>
+        <w:t xml:space="preserve">R ∩ S </w:t>
+      </w:r>
+      <w:r>
+        <w:rPr>
+          <w:rFonts w:hint="eastAsia"/>
+          <w:b/>
+          <w:bCs/>
+          <w:highlight w:val="yellow"/>
+          <w:lang w:eastAsia="zh-CN"/>
+        </w:rPr>
+        <w:t>是</w:t>
+      </w:r>
+      <w:r>
+        <w:rPr>
+          <w:b/>
+          <w:bCs/>
+          <w:highlight w:val="yellow"/>
+          <w:lang w:eastAsia="zh-CN"/>
+        </w:rPr>
+        <w:t>传递</w:t>
+      </w:r>
+      <w:r>
+        <w:rPr>
+          <w:rFonts w:hint="eastAsia"/>
+          <w:b/>
+          <w:bCs/>
+          <w:highlight w:val="yellow"/>
+          <w:lang w:eastAsia="zh-CN"/>
+        </w:rPr>
+        <w:t>的</w:t>
       </w:r>
     </w:p>
     <w:p>
@@ -270,9 +352,43 @@
       </w:pPr>
       <w:r>
         <w:rPr>
-          <w:lang w:eastAsia="zh-CN"/>
+          <w:noProof/>
         </w:rPr>
-        <w:t>答案:B</w:t>
+        <w:drawing>
+          <wp:inline distT="0" distB="0" distL="0" distR="0" wp14:anchorId="669560D5" wp14:editId="3E67AC02">
+            <wp:extent cx="1699502" cy="3430236"/>
+            <wp:effectExtent l="0" t="0" r="0" b="0"/>
+            <wp:docPr id="1277765971" name="图片 1"/>
+            <wp:cNvGraphicFramePr>
+              <a:graphicFrameLocks xmlns:a="http://schemas.openxmlformats.org/drawingml/2006/main" noChangeAspect="1"/>
+            </wp:cNvGraphicFramePr>
+            <a:graphic xmlns:a="http://schemas.openxmlformats.org/drawingml/2006/main">
+              <a:graphicData uri="http://schemas.openxmlformats.org/drawingml/2006/picture">
+                <pic:pic xmlns:pic="http://schemas.openxmlformats.org/drawingml/2006/picture">
+                  <pic:nvPicPr>
+                    <pic:cNvPr id="1277765971" name=""/>
+                    <pic:cNvPicPr/>
+                  </pic:nvPicPr>
+                  <pic:blipFill>
+                    <a:blip r:embed="rId7"/>
+                    <a:stretch>
+                      <a:fillRect/>
+                    </a:stretch>
+                  </pic:blipFill>
+                  <pic:spPr>
+                    <a:xfrm>
+                      <a:off x="0" y="0"/>
+                      <a:ext cx="1705801" cy="3442950"/>
+                    </a:xfrm>
+                    <a:prstGeom prst="rect">
+                      <a:avLst/>
+                    </a:prstGeom>
+                  </pic:spPr>
+                </pic:pic>
+              </a:graphicData>
+            </a:graphic>
+          </wp:inline>
+        </w:drawing>
       </w:r>
     </w:p>
     <w:p>
@@ -289,11 +405,13 @@
         <w:spacing w:line="360" w:lineRule="auto"/>
         <w:rPr>
           <w:rFonts w:hint="eastAsia"/>
+          <w:highlight w:val="yellow"/>
           <w:lang w:eastAsia="zh-CN"/>
         </w:rPr>
       </w:pPr>
       <w:r>
         <w:rPr>
+          <w:highlight w:val="yellow"/>
           <w:lang w:eastAsia="zh-CN"/>
         </w:rPr>
         <w:t>2,以下说法错误的是（）。</w:t>
@@ -304,11 +422,13 @@
         <w:spacing w:line="360" w:lineRule="auto"/>
         <w:rPr>
           <w:rFonts w:hint="eastAsia"/>
+          <w:highlight w:val="yellow"/>
           <w:lang w:eastAsia="zh-CN"/>
         </w:rPr>
       </w:pPr>
       <w:r>
         <w:rPr>
+          <w:highlight w:val="yellow"/>
           <w:lang w:eastAsia="zh-CN"/>
         </w:rPr>
         <w:t>A,集合X的幂集</w:t>
@@ -316,6 +436,7 @@
       <w:r>
         <w:rPr>
           <w:noProof/>
+          <w:highlight w:val="yellow"/>
         </w:rPr>
         <w:drawing>
           <wp:inline distT="0" distB="0" distL="0" distR="0" wp14:anchorId="5872450E" wp14:editId="32D02126">
@@ -333,7 +454,7 @@
                     <pic:cNvPicPr/>
                   </pic:nvPicPr>
                   <pic:blipFill>
-                    <a:blip r:embed="rId7"/>
+                    <a:blip r:embed="rId8"/>
                     <a:stretch>
                       <a:fillRect/>
                     </a:stretch>
@@ -355,6 +476,7 @@
       </w:r>
       <w:r>
         <w:rPr>
+          <w:highlight w:val="yellow"/>
           <w:lang w:eastAsia="zh-CN"/>
         </w:rPr>
         <w:t>上的真包含关系“</w:t>
@@ -362,6 +484,7 @@
       <w:r>
         <w:rPr>
           <w:noProof/>
+          <w:highlight w:val="yellow"/>
         </w:rPr>
         <w:drawing>
           <wp:inline distT="0" distB="0" distL="0" distR="0" wp14:anchorId="75947A54" wp14:editId="5C25EC50">
@@ -379,7 +502,7 @@
                     <pic:cNvPicPr/>
                   </pic:nvPicPr>
                   <pic:blipFill>
-                    <a:blip r:embed="rId8"/>
+                    <a:blip r:embed="rId9"/>
                     <a:stretch>
                       <a:fillRect/>
                     </a:stretch>
@@ -401,6 +524,7 @@
       </w:r>
       <w:r>
         <w:rPr>
+          <w:highlight w:val="yellow"/>
           <w:lang w:eastAsia="zh-CN"/>
         </w:rPr>
         <w:t>”是对称的。</w:t>
@@ -411,18 +535,22 @@
         <w:spacing w:line="360" w:lineRule="auto"/>
         <w:rPr>
           <w:rFonts w:hint="eastAsia"/>
+          <w:highlight w:val="yellow"/>
           <w:lang w:eastAsia="zh-CN"/>
         </w:rPr>
       </w:pPr>
       <w:r>
         <w:rPr>
+          <w:highlight w:val="yellow"/>
           <w:lang w:eastAsia="zh-CN"/>
         </w:rPr>
+        <w:lastRenderedPageBreak/>
         <w:t>B,集合X的幂集</w:t>
       </w:r>
       <w:r>
         <w:rPr>
           <w:noProof/>
+          <w:highlight w:val="yellow"/>
         </w:rPr>
         <w:drawing>
           <wp:inline distT="0" distB="0" distL="0" distR="0" wp14:anchorId="35E7A662" wp14:editId="12E6D7F8">
@@ -440,7 +568,7 @@
                     <pic:cNvPicPr/>
                   </pic:nvPicPr>
                   <pic:blipFill>
-                    <a:blip r:embed="rId7"/>
+                    <a:blip r:embed="rId8"/>
                     <a:stretch>
                       <a:fillRect/>
                     </a:stretch>
@@ -462,6 +590,7 @@
       </w:r>
       <w:r>
         <w:rPr>
+          <w:highlight w:val="yellow"/>
           <w:lang w:eastAsia="zh-CN"/>
         </w:rPr>
         <w:t>上的真包含关系“</w:t>
@@ -469,6 +598,7 @@
       <w:r>
         <w:rPr>
           <w:noProof/>
+          <w:highlight w:val="yellow"/>
         </w:rPr>
         <w:drawing>
           <wp:inline distT="0" distB="0" distL="0" distR="0" wp14:anchorId="3CF7FAD1" wp14:editId="105E06D6">
@@ -486,7 +616,7 @@
                     <pic:cNvPicPr/>
                   </pic:nvPicPr>
                   <pic:blipFill>
-                    <a:blip r:embed="rId8"/>
+                    <a:blip r:embed="rId9"/>
                     <a:stretch>
                       <a:fillRect/>
                     </a:stretch>
@@ -508,6 +638,7 @@
       </w:r>
       <w:r>
         <w:rPr>
+          <w:highlight w:val="yellow"/>
           <w:lang w:eastAsia="zh-CN"/>
         </w:rPr>
         <w:t>”是反自反的。</w:t>
@@ -518,11 +649,13 @@
         <w:spacing w:line="360" w:lineRule="auto"/>
         <w:rPr>
           <w:rFonts w:hint="eastAsia"/>
+          <w:highlight w:val="yellow"/>
           <w:lang w:eastAsia="zh-CN"/>
         </w:rPr>
       </w:pPr>
       <w:r>
         <w:rPr>
+          <w:highlight w:val="yellow"/>
           <w:lang w:eastAsia="zh-CN"/>
         </w:rPr>
         <w:t>C,集合X的幂集</w:t>
@@ -530,6 +663,7 @@
       <w:r>
         <w:rPr>
           <w:noProof/>
+          <w:highlight w:val="yellow"/>
         </w:rPr>
         <w:drawing>
           <wp:inline distT="0" distB="0" distL="0" distR="0" wp14:anchorId="0238EA3B" wp14:editId="5C7E8C89">
@@ -547,7 +681,7 @@
                     <pic:cNvPicPr/>
                   </pic:nvPicPr>
                   <pic:blipFill>
-                    <a:blip r:embed="rId7"/>
+                    <a:blip r:embed="rId8"/>
                     <a:stretch>
                       <a:fillRect/>
                     </a:stretch>
@@ -569,6 +703,7 @@
       </w:r>
       <w:r>
         <w:rPr>
+          <w:highlight w:val="yellow"/>
           <w:lang w:eastAsia="zh-CN"/>
         </w:rPr>
         <w:t>上的真包含关系“</w:t>
@@ -576,6 +711,7 @@
       <w:r>
         <w:rPr>
           <w:noProof/>
+          <w:highlight w:val="yellow"/>
         </w:rPr>
         <w:drawing>
           <wp:inline distT="0" distB="0" distL="0" distR="0" wp14:anchorId="7DE238F6" wp14:editId="6AB03A5D">
@@ -593,7 +729,7 @@
                     <pic:cNvPicPr/>
                   </pic:nvPicPr>
                   <pic:blipFill>
-                    <a:blip r:embed="rId8"/>
+                    <a:blip r:embed="rId9"/>
                     <a:stretch>
                       <a:fillRect/>
                     </a:stretch>
@@ -615,6 +751,7 @@
       </w:r>
       <w:r>
         <w:rPr>
+          <w:highlight w:val="yellow"/>
           <w:lang w:eastAsia="zh-CN"/>
         </w:rPr>
         <w:t>”是反对称的。</w:t>
@@ -625,11 +762,13 @@
         <w:spacing w:line="360" w:lineRule="auto"/>
         <w:rPr>
           <w:rFonts w:hint="eastAsia"/>
+          <w:highlight w:val="yellow"/>
           <w:lang w:eastAsia="zh-CN"/>
         </w:rPr>
       </w:pPr>
       <w:r>
         <w:rPr>
+          <w:highlight w:val="yellow"/>
           <w:lang w:eastAsia="zh-CN"/>
         </w:rPr>
         <w:t>D,集合X的幂集</w:t>
@@ -637,6 +776,7 @@
       <w:r>
         <w:rPr>
           <w:noProof/>
+          <w:highlight w:val="yellow"/>
         </w:rPr>
         <w:drawing>
           <wp:inline distT="0" distB="0" distL="0" distR="0" wp14:anchorId="05BBEB83" wp14:editId="1546BF62">
@@ -654,7 +794,7 @@
                     <pic:cNvPicPr/>
                   </pic:nvPicPr>
                   <pic:blipFill>
-                    <a:blip r:embed="rId7"/>
+                    <a:blip r:embed="rId8"/>
                     <a:stretch>
                       <a:fillRect/>
                     </a:stretch>
@@ -676,6 +816,7 @@
       </w:r>
       <w:r>
         <w:rPr>
+          <w:highlight w:val="yellow"/>
           <w:lang w:eastAsia="zh-CN"/>
         </w:rPr>
         <w:t>上的真包含关系“</w:t>
@@ -683,6 +824,7 @@
       <w:r>
         <w:rPr>
           <w:noProof/>
+          <w:highlight w:val="yellow"/>
         </w:rPr>
         <w:drawing>
           <wp:inline distT="0" distB="0" distL="0" distR="0" wp14:anchorId="5628CE52" wp14:editId="767FF0B5">
@@ -700,7 +842,7 @@
                     <pic:cNvPicPr/>
                   </pic:nvPicPr>
                   <pic:blipFill>
-                    <a:blip r:embed="rId8"/>
+                    <a:blip r:embed="rId9"/>
                     <a:stretch>
                       <a:fillRect/>
                     </a:stretch>
@@ -722,9 +864,26 @@
       </w:r>
       <w:r>
         <w:rPr>
+          <w:highlight w:val="yellow"/>
           <w:lang w:eastAsia="zh-CN"/>
         </w:rPr>
         <w:t>”是传递的。</w:t>
+      </w:r>
+    </w:p>
+    <w:p>
+      <w:pPr>
+        <w:spacing w:line="360" w:lineRule="auto"/>
+        <w:rPr>
+          <w:rFonts w:hint="eastAsia"/>
+          <w:lang w:eastAsia="zh-CN"/>
+        </w:rPr>
+      </w:pPr>
+      <w:r>
+        <w:rPr>
+          <w:highlight w:val="yellow"/>
+          <w:lang w:eastAsia="zh-CN"/>
+        </w:rPr>
+        <w:t>答案:A</w:t>
       </w:r>
     </w:p>
     <w:p>
@@ -738,7 +897,113 @@
         <w:rPr>
           <w:lang w:eastAsia="zh-CN"/>
         </w:rPr>
-        <w:t>答案:A</w:t>
+        <w:drawing>
+          <wp:inline distT="0" distB="0" distL="0" distR="0" wp14:anchorId="50A9B445" wp14:editId="55C92266">
+            <wp:extent cx="1941661" cy="3192986"/>
+            <wp:effectExtent l="0" t="0" r="1905" b="7620"/>
+            <wp:docPr id="157250290" name="图片 1"/>
+            <wp:cNvGraphicFramePr>
+              <a:graphicFrameLocks xmlns:a="http://schemas.openxmlformats.org/drawingml/2006/main" noChangeAspect="1"/>
+            </wp:cNvGraphicFramePr>
+            <a:graphic xmlns:a="http://schemas.openxmlformats.org/drawingml/2006/main">
+              <a:graphicData uri="http://schemas.openxmlformats.org/drawingml/2006/picture">
+                <pic:pic xmlns:pic="http://schemas.openxmlformats.org/drawingml/2006/picture">
+                  <pic:nvPicPr>
+                    <pic:cNvPr id="157250290" name=""/>
+                    <pic:cNvPicPr/>
+                  </pic:nvPicPr>
+                  <pic:blipFill>
+                    <a:blip r:embed="rId10"/>
+                    <a:stretch>
+                      <a:fillRect/>
+                    </a:stretch>
+                  </pic:blipFill>
+                  <pic:spPr>
+                    <a:xfrm>
+                      <a:off x="0" y="0"/>
+                      <a:ext cx="1946424" cy="3200819"/>
+                    </a:xfrm>
+                    <a:prstGeom prst="rect">
+                      <a:avLst/>
+                    </a:prstGeom>
+                  </pic:spPr>
+                </pic:pic>
+              </a:graphicData>
+            </a:graphic>
+          </wp:inline>
+        </w:drawing>
+      </w:r>
+    </w:p>
+    <w:p>
+      <w:pPr>
+        <w:spacing w:line="360" w:lineRule="auto"/>
+        <w:rPr>
+          <w:lang w:eastAsia="zh-CN"/>
+        </w:rPr>
+      </w:pPr>
+      <w:r>
+        <w:rPr>
+          <w:rFonts w:hint="eastAsia"/>
+          <w:highlight w:val="yellow"/>
+          <w:lang w:eastAsia="zh-CN"/>
+        </w:rPr>
+        <w:t>反对称</w:t>
+      </w:r>
+      <w:r>
+        <w:rPr>
+          <w:rFonts w:hint="eastAsia"/>
+          <w:highlight w:val="yellow"/>
+          <w:lang w:eastAsia="zh-CN"/>
+        </w:rPr>
+        <w:t>定义</w:t>
+      </w:r>
+      <w:r>
+        <w:rPr>
+          <w:rFonts w:hint="eastAsia"/>
+          <w:highlight w:val="yellow"/>
+          <w:lang w:eastAsia="zh-CN"/>
+        </w:rPr>
+        <w:t>：</w:t>
+      </w:r>
+      <w:r>
+        <w:rPr>
+          <w:lang w:eastAsia="zh-CN"/>
+        </w:rPr>
+        <w:drawing>
+          <wp:inline distT="0" distB="0" distL="0" distR="0" wp14:anchorId="1D24CE2C" wp14:editId="36BCD57B">
+            <wp:extent cx="5486400" cy="1444625"/>
+            <wp:effectExtent l="0" t="0" r="0" b="3175"/>
+            <wp:docPr id="1140533467" name="图片 1"/>
+            <wp:cNvGraphicFramePr>
+              <a:graphicFrameLocks xmlns:a="http://schemas.openxmlformats.org/drawingml/2006/main" noChangeAspect="1"/>
+            </wp:cNvGraphicFramePr>
+            <a:graphic xmlns:a="http://schemas.openxmlformats.org/drawingml/2006/main">
+              <a:graphicData uri="http://schemas.openxmlformats.org/drawingml/2006/picture">
+                <pic:pic xmlns:pic="http://schemas.openxmlformats.org/drawingml/2006/picture">
+                  <pic:nvPicPr>
+                    <pic:cNvPr id="1140533467" name=""/>
+                    <pic:cNvPicPr/>
+                  </pic:nvPicPr>
+                  <pic:blipFill>
+                    <a:blip r:embed="rId11"/>
+                    <a:stretch>
+                      <a:fillRect/>
+                    </a:stretch>
+                  </pic:blipFill>
+                  <pic:spPr>
+                    <a:xfrm>
+                      <a:off x="0" y="0"/>
+                      <a:ext cx="5486400" cy="1444625"/>
+                    </a:xfrm>
+                    <a:prstGeom prst="rect">
+                      <a:avLst/>
+                    </a:prstGeom>
+                  </pic:spPr>
+                </pic:pic>
+              </a:graphicData>
+            </a:graphic>
+          </wp:inline>
+        </w:drawing>
       </w:r>
     </w:p>
     <w:p>
@@ -755,11 +1020,13 @@
         <w:spacing w:line="360" w:lineRule="auto"/>
         <w:rPr>
           <w:rFonts w:hint="eastAsia"/>
+          <w:highlight w:val="yellow"/>
           <w:lang w:eastAsia="zh-CN"/>
         </w:rPr>
       </w:pPr>
       <w:r>
         <w:rPr>
+          <w:highlight w:val="yellow"/>
           <w:lang w:eastAsia="zh-CN"/>
         </w:rPr>
         <w:t>3,如果R是集合X上的反自反的和传递的二元关系，则R是X上的反对称的二元关系。</w:t>
@@ -770,11 +1037,13 @@
         <w:spacing w:line="360" w:lineRule="auto"/>
         <w:rPr>
           <w:rFonts w:hint="eastAsia"/>
+          <w:highlight w:val="yellow"/>
           <w:lang w:eastAsia="zh-CN"/>
         </w:rPr>
       </w:pPr>
       <w:r>
         <w:rPr>
+          <w:highlight w:val="yellow"/>
           <w:lang w:eastAsia="zh-CN"/>
         </w:rPr>
         <w:t>A,错误</w:t>
@@ -785,14 +1054,32 @@
         <w:spacing w:line="360" w:lineRule="auto"/>
         <w:rPr>
           <w:rFonts w:hint="eastAsia"/>
+          <w:highlight w:val="yellow"/>
           <w:lang w:eastAsia="zh-CN"/>
         </w:rPr>
       </w:pPr>
       <w:r>
         <w:rPr>
+          <w:highlight w:val="yellow"/>
           <w:lang w:eastAsia="zh-CN"/>
         </w:rPr>
         <w:t>B,正确</w:t>
+      </w:r>
+    </w:p>
+    <w:p>
+      <w:pPr>
+        <w:spacing w:line="360" w:lineRule="auto"/>
+        <w:rPr>
+          <w:highlight w:val="yellow"/>
+          <w:lang w:eastAsia="zh-CN"/>
+        </w:rPr>
+      </w:pPr>
+      <w:r>
+        <w:rPr>
+          <w:highlight w:val="yellow"/>
+          <w:lang w:eastAsia="zh-CN"/>
+        </w:rPr>
+        <w:t>答案:B</w:t>
       </w:r>
     </w:p>
     <w:p>
@@ -804,9 +1091,44 @@
       </w:pPr>
       <w:r>
         <w:rPr>
+          <w:highlight w:val="yellow"/>
           <w:lang w:eastAsia="zh-CN"/>
         </w:rPr>
-        <w:t>答案:B</w:t>
+        <w:drawing>
+          <wp:inline distT="0" distB="0" distL="0" distR="0" wp14:anchorId="5511855B" wp14:editId="20D9E0C7">
+            <wp:extent cx="5486400" cy="1673860"/>
+            <wp:effectExtent l="0" t="0" r="0" b="2540"/>
+            <wp:docPr id="1649824678" name="图片 1"/>
+            <wp:cNvGraphicFramePr>
+              <a:graphicFrameLocks xmlns:a="http://schemas.openxmlformats.org/drawingml/2006/main" noChangeAspect="1"/>
+            </wp:cNvGraphicFramePr>
+            <a:graphic xmlns:a="http://schemas.openxmlformats.org/drawingml/2006/main">
+              <a:graphicData uri="http://schemas.openxmlformats.org/drawingml/2006/picture">
+                <pic:pic xmlns:pic="http://schemas.openxmlformats.org/drawingml/2006/picture">
+                  <pic:nvPicPr>
+                    <pic:cNvPr id="1649824678" name=""/>
+                    <pic:cNvPicPr/>
+                  </pic:nvPicPr>
+                  <pic:blipFill>
+                    <a:blip r:embed="rId12"/>
+                    <a:stretch>
+                      <a:fillRect/>
+                    </a:stretch>
+                  </pic:blipFill>
+                  <pic:spPr>
+                    <a:xfrm>
+                      <a:off x="0" y="0"/>
+                      <a:ext cx="5486400" cy="1673860"/>
+                    </a:xfrm>
+                    <a:prstGeom prst="rect">
+                      <a:avLst/>
+                    </a:prstGeom>
+                  </pic:spPr>
+                </pic:pic>
+              </a:graphicData>
+            </a:graphic>
+          </wp:inline>
+        </w:drawing>
       </w:r>
     </w:p>
     <w:p>
@@ -898,21 +1220,20 @@
         <w:rPr>
           <w:lang w:eastAsia="zh-CN"/>
         </w:rPr>
-        <w:t>5,实数集上的“小于”关系&amp;</w:t>
+        <w:t>5,实数集上的“小于”关系</w:t>
       </w:r>
-      <w:proofErr w:type="spellStart"/>
+      <w:r>
+        <w:rPr>
+          <w:rFonts w:hint="eastAsia"/>
+          <w:lang w:eastAsia="zh-CN"/>
+        </w:rPr>
+        <w:t xml:space="preserve"> &lt; </w:t>
+      </w:r>
       <w:r>
         <w:rPr>
           <w:lang w:eastAsia="zh-CN"/>
         </w:rPr>
-        <w:t>lt</w:t>
-      </w:r>
-      <w:proofErr w:type="spellEnd"/>
-      <w:r>
-        <w:rPr>
-          <w:lang w:eastAsia="zh-CN"/>
-        </w:rPr>
-        <w:t>;是反对称的。</w:t>
+        <w:t>是反对称的。</w:t>
       </w:r>
     </w:p>
     <w:p>
@@ -962,10 +1283,27 @@
         <w:spacing w:line="360" w:lineRule="auto"/>
         <w:rPr>
           <w:rFonts w:hint="eastAsia"/>
+          <w:lang w:eastAsia="zh-CN"/>
         </w:rPr>
       </w:pPr>
       <w:r>
-        <w:t>6,实数集上的“小于”关系&amp;lt;是对称的。</w:t>
+        <w:rPr>
+          <w:lang w:eastAsia="zh-CN"/>
+        </w:rPr>
+        <w:t>6,实数集上的“小于”关系</w:t>
+      </w:r>
+      <w:r>
+        <w:rPr>
+          <w:rFonts w:hint="eastAsia"/>
+          <w:lang w:eastAsia="zh-CN"/>
+        </w:rPr>
+        <w:t xml:space="preserve"> &lt; </w:t>
+      </w:r>
+      <w:r>
+        <w:rPr>
+          <w:lang w:eastAsia="zh-CN"/>
+        </w:rPr>
+        <w:t>是对称的。</w:t>
       </w:r>
     </w:p>
     <w:p>
@@ -973,9 +1311,13 @@
         <w:spacing w:line="360" w:lineRule="auto"/>
         <w:rPr>
           <w:rFonts w:hint="eastAsia"/>
+          <w:lang w:eastAsia="zh-CN"/>
         </w:rPr>
       </w:pPr>
       <w:r>
+        <w:rPr>
+          <w:lang w:eastAsia="zh-CN"/>
+        </w:rPr>
         <w:t>A,正确</w:t>
       </w:r>
     </w:p>
@@ -984,27 +1326,36 @@
         <w:spacing w:line="360" w:lineRule="auto"/>
         <w:rPr>
           <w:rFonts w:hint="eastAsia"/>
+          <w:lang w:eastAsia="zh-CN"/>
         </w:rPr>
       </w:pPr>
       <w:r>
+        <w:rPr>
+          <w:lang w:eastAsia="zh-CN"/>
+        </w:rPr>
         <w:t>B,错误</w:t>
       </w:r>
     </w:p>
     <w:p>
       <w:pPr>
         <w:spacing w:line="360" w:lineRule="auto"/>
+        <w:rPr>
+          <w:lang w:eastAsia="zh-CN"/>
+        </w:rPr>
       </w:pPr>
-      <w:proofErr w:type="spellStart"/>
       <w:r>
+        <w:rPr>
+          <w:lang w:eastAsia="zh-CN"/>
+        </w:rPr>
         <w:t>答案:B</w:t>
       </w:r>
-      <w:proofErr w:type="spellEnd"/>
     </w:p>
     <w:p>
       <w:pPr>
         <w:spacing w:line="360" w:lineRule="auto"/>
         <w:rPr>
           <w:rFonts w:hint="eastAsia"/>
+          <w:lang w:eastAsia="zh-CN"/>
         </w:rPr>
       </w:pPr>
     </w:p>
@@ -1828,7 +2179,6 @@
   <w:style w:type="character" w:default="1" w:styleId="a2">
     <w:name w:val="Default Paragraph Font"/>
     <w:uiPriority w:val="1"/>
-    <w:semiHidden/>
     <w:unhideWhenUsed/>
   </w:style>
   <w:style w:type="table" w:default="1" w:styleId="a3">

--- a/离散数学/集合论与图论/集合论与图论（上）课后习题/第7讲测验.docx
+++ b/离散数学/集合论与图论/集合论与图论（上）课后习题/第7讲测验.docx
@@ -7,13 +7,11 @@
         <w:spacing w:line="360" w:lineRule="auto"/>
         <w:rPr>
           <w:rFonts w:hint="eastAsia"/>
-          <w:highlight w:val="yellow"/>
           <w:lang w:eastAsia="zh-CN"/>
         </w:rPr>
       </w:pPr>
       <w:r>
         <w:rPr>
-          <w:highlight w:val="yellow"/>
           <w:lang w:eastAsia="zh-CN"/>
         </w:rPr>
         <w:t>1,设R和S都是集合X上的二元关系，则下列说法错误的是（）。</w:t>
@@ -24,13 +22,11 @@
         <w:spacing w:line="360" w:lineRule="auto"/>
         <w:rPr>
           <w:rFonts w:hint="eastAsia"/>
-          <w:highlight w:val="yellow"/>
           <w:lang w:eastAsia="zh-CN"/>
         </w:rPr>
       </w:pPr>
       <w:r>
         <w:rPr>
-          <w:highlight w:val="yellow"/>
           <w:lang w:eastAsia="zh-CN"/>
         </w:rPr>
         <w:t>A,如果R与S是反自反的，则</w:t>
@@ -38,7 +34,6 @@
       <w:r>
         <w:rPr>
           <w:noProof/>
-          <w:highlight w:val="yellow"/>
         </w:rPr>
         <w:drawing>
           <wp:inline distT="0" distB="0" distL="0" distR="0" wp14:anchorId="5057B3C6" wp14:editId="4F989CBA">
@@ -56,7 +51,7 @@
                     <pic:cNvPicPr/>
                   </pic:nvPicPr>
                   <pic:blipFill>
-                    <a:blip r:embed="rId6"/>
+                    <a:blip r:embed="rId8"/>
                     <a:stretch>
                       <a:fillRect/>
                     </a:stretch>
@@ -78,7 +73,6 @@
       </w:r>
       <w:r>
         <w:rPr>
-          <w:highlight w:val="yellow"/>
           <w:lang w:eastAsia="zh-CN"/>
         </w:rPr>
         <w:t>也是反自反的。</w:t>
@@ -89,13 +83,11 @@
         <w:spacing w:line="360" w:lineRule="auto"/>
         <w:rPr>
           <w:rFonts w:hint="eastAsia"/>
-          <w:highlight w:val="yellow"/>
           <w:lang w:eastAsia="zh-CN"/>
         </w:rPr>
       </w:pPr>
       <w:r>
         <w:rPr>
-          <w:highlight w:val="yellow"/>
           <w:lang w:eastAsia="zh-CN"/>
         </w:rPr>
         <w:t>B,如果R与S是传递的，则</w:t>
@@ -103,7 +95,6 @@
       <w:r>
         <w:rPr>
           <w:noProof/>
-          <w:highlight w:val="yellow"/>
         </w:rPr>
         <w:drawing>
           <wp:inline distT="0" distB="0" distL="0" distR="0" wp14:anchorId="2CC177B1" wp14:editId="15199F44">
@@ -121,7 +112,7 @@
                     <pic:cNvPicPr/>
                   </pic:nvPicPr>
                   <pic:blipFill>
-                    <a:blip r:embed="rId6"/>
+                    <a:blip r:embed="rId8"/>
                     <a:stretch>
                       <a:fillRect/>
                     </a:stretch>
@@ -143,7 +134,6 @@
       </w:r>
       <w:r>
         <w:rPr>
-          <w:highlight w:val="yellow"/>
           <w:lang w:eastAsia="zh-CN"/>
         </w:rPr>
         <w:t>也是传递的。</w:t>
@@ -154,13 +144,11 @@
         <w:spacing w:line="360" w:lineRule="auto"/>
         <w:rPr>
           <w:rFonts w:hint="eastAsia"/>
-          <w:highlight w:val="yellow"/>
           <w:lang w:eastAsia="zh-CN"/>
         </w:rPr>
       </w:pPr>
       <w:r>
         <w:rPr>
-          <w:highlight w:val="yellow"/>
           <w:lang w:eastAsia="zh-CN"/>
         </w:rPr>
         <w:t>C,如果R与S是自反的，则</w:t>
@@ -168,7 +156,6 @@
       <w:r>
         <w:rPr>
           <w:noProof/>
-          <w:highlight w:val="yellow"/>
         </w:rPr>
         <w:drawing>
           <wp:inline distT="0" distB="0" distL="0" distR="0" wp14:anchorId="12FF9EA4" wp14:editId="7375B020">
@@ -186,7 +173,7 @@
                     <pic:cNvPicPr/>
                   </pic:nvPicPr>
                   <pic:blipFill>
-                    <a:blip r:embed="rId6"/>
+                    <a:blip r:embed="rId8"/>
                     <a:stretch>
                       <a:fillRect/>
                     </a:stretch>
@@ -208,7 +195,6 @@
       </w:r>
       <w:r>
         <w:rPr>
-          <w:highlight w:val="yellow"/>
           <w:lang w:eastAsia="zh-CN"/>
         </w:rPr>
         <w:t>也是自反的。</w:t>
@@ -219,13 +205,11 @@
         <w:spacing w:line="360" w:lineRule="auto"/>
         <w:rPr>
           <w:rFonts w:hint="eastAsia"/>
-          <w:highlight w:val="yellow"/>
           <w:lang w:eastAsia="zh-CN"/>
         </w:rPr>
       </w:pPr>
       <w:r>
         <w:rPr>
-          <w:highlight w:val="yellow"/>
           <w:lang w:eastAsia="zh-CN"/>
         </w:rPr>
         <w:t>D,如果R与S是对称的，则</w:t>
@@ -233,7 +217,6 @@
       <w:r>
         <w:rPr>
           <w:noProof/>
-          <w:highlight w:val="yellow"/>
         </w:rPr>
         <w:drawing>
           <wp:inline distT="0" distB="0" distL="0" distR="0" wp14:anchorId="04F29E76" wp14:editId="6AB5B875">
@@ -251,7 +234,7 @@
                     <pic:cNvPicPr/>
                   </pic:nvPicPr>
                   <pic:blipFill>
-                    <a:blip r:embed="rId6"/>
+                    <a:blip r:embed="rId8"/>
                     <a:stretch>
                       <a:fillRect/>
                     </a:stretch>
@@ -273,7 +256,6 @@
       </w:r>
       <w:r>
         <w:rPr>
-          <w:highlight w:val="yellow"/>
           <w:lang w:eastAsia="zh-CN"/>
         </w:rPr>
         <w:t>也是对称的。</w:t>
@@ -283,13 +265,12 @@
       <w:pPr>
         <w:spacing w:line="360" w:lineRule="auto"/>
         <w:rPr>
-          <w:highlight w:val="yellow"/>
+          <w:rFonts w:hint="eastAsia"/>
           <w:lang w:eastAsia="zh-CN"/>
         </w:rPr>
       </w:pPr>
       <w:r>
         <w:rPr>
-          <w:highlight w:val="yellow"/>
           <w:lang w:eastAsia="zh-CN"/>
         </w:rPr>
         <w:t>答案:B</w:t>
@@ -299,6 +280,7 @@
       <w:pPr>
         <w:spacing w:line="360" w:lineRule="auto"/>
         <w:rPr>
+          <w:rFonts w:hint="eastAsia"/>
           <w:b/>
           <w:bCs/>
           <w:lang w:eastAsia="zh-CN"/>
@@ -308,7 +290,6 @@
         <w:rPr>
           <w:b/>
           <w:bCs/>
-          <w:highlight w:val="yellow"/>
           <w:lang w:eastAsia="zh-CN"/>
         </w:rPr>
         <w:t xml:space="preserve">R ∩ S </w:t>
@@ -318,7 +299,6 @@
           <w:rFonts w:hint="eastAsia"/>
           <w:b/>
           <w:bCs/>
-          <w:highlight w:val="yellow"/>
           <w:lang w:eastAsia="zh-CN"/>
         </w:rPr>
         <w:t>是</w:t>
@@ -327,7 +307,6 @@
         <w:rPr>
           <w:b/>
           <w:bCs/>
-          <w:highlight w:val="yellow"/>
           <w:lang w:eastAsia="zh-CN"/>
         </w:rPr>
         <w:t>传递</w:t>
@@ -337,7 +316,6 @@
           <w:rFonts w:hint="eastAsia"/>
           <w:b/>
           <w:bCs/>
-          <w:highlight w:val="yellow"/>
           <w:lang w:eastAsia="zh-CN"/>
         </w:rPr>
         <w:t>的</w:t>
@@ -347,6 +325,7 @@
       <w:pPr>
         <w:spacing w:line="360" w:lineRule="auto"/>
         <w:rPr>
+          <w:rFonts w:hint="eastAsia"/>
           <w:lang w:eastAsia="zh-CN"/>
         </w:rPr>
       </w:pPr>
@@ -370,7 +349,7 @@
                     <pic:cNvPicPr/>
                   </pic:nvPicPr>
                   <pic:blipFill>
-                    <a:blip r:embed="rId7"/>
+                    <a:blip r:embed="rId9"/>
                     <a:stretch>
                       <a:fillRect/>
                     </a:stretch>
@@ -454,7 +433,7 @@
                     <pic:cNvPicPr/>
                   </pic:nvPicPr>
                   <pic:blipFill>
-                    <a:blip r:embed="rId8"/>
+                    <a:blip r:embed="rId10"/>
                     <a:stretch>
                       <a:fillRect/>
                     </a:stretch>
@@ -502,7 +481,7 @@
                     <pic:cNvPicPr/>
                   </pic:nvPicPr>
                   <pic:blipFill>
-                    <a:blip r:embed="rId9"/>
+                    <a:blip r:embed="rId11"/>
                     <a:stretch>
                       <a:fillRect/>
                     </a:stretch>
@@ -568,7 +547,7 @@
                     <pic:cNvPicPr/>
                   </pic:nvPicPr>
                   <pic:blipFill>
-                    <a:blip r:embed="rId8"/>
+                    <a:blip r:embed="rId10"/>
                     <a:stretch>
                       <a:fillRect/>
                     </a:stretch>
@@ -616,7 +595,7 @@
                     <pic:cNvPicPr/>
                   </pic:nvPicPr>
                   <pic:blipFill>
-                    <a:blip r:embed="rId9"/>
+                    <a:blip r:embed="rId11"/>
                     <a:stretch>
                       <a:fillRect/>
                     </a:stretch>
@@ -681,7 +660,7 @@
                     <pic:cNvPicPr/>
                   </pic:nvPicPr>
                   <pic:blipFill>
-                    <a:blip r:embed="rId8"/>
+                    <a:blip r:embed="rId10"/>
                     <a:stretch>
                       <a:fillRect/>
                     </a:stretch>
@@ -729,7 +708,7 @@
                     <pic:cNvPicPr/>
                   </pic:nvPicPr>
                   <pic:blipFill>
-                    <a:blip r:embed="rId9"/>
+                    <a:blip r:embed="rId11"/>
                     <a:stretch>
                       <a:fillRect/>
                     </a:stretch>
@@ -794,7 +773,7 @@
                     <pic:cNvPicPr/>
                   </pic:nvPicPr>
                   <pic:blipFill>
-                    <a:blip r:embed="rId8"/>
+                    <a:blip r:embed="rId10"/>
                     <a:stretch>
                       <a:fillRect/>
                     </a:stretch>
@@ -842,7 +821,7 @@
                     <pic:cNvPicPr/>
                   </pic:nvPicPr>
                   <pic:blipFill>
-                    <a:blip r:embed="rId9"/>
+                    <a:blip r:embed="rId11"/>
                     <a:stretch>
                       <a:fillRect/>
                     </a:stretch>
@@ -890,11 +869,13 @@
       <w:pPr>
         <w:spacing w:line="360" w:lineRule="auto"/>
         <w:rPr>
+          <w:rFonts w:hint="eastAsia"/>
           <w:lang w:eastAsia="zh-CN"/>
         </w:rPr>
       </w:pPr>
       <w:r>
         <w:rPr>
+          <w:noProof/>
           <w:lang w:eastAsia="zh-CN"/>
         </w:rPr>
         <w:drawing>
@@ -913,7 +894,7 @@
                     <pic:cNvPicPr/>
                   </pic:nvPicPr>
                   <pic:blipFill>
-                    <a:blip r:embed="rId10"/>
+                    <a:blip r:embed="rId12"/>
                     <a:stretch>
                       <a:fillRect/>
                     </a:stretch>
@@ -938,6 +919,7 @@
       <w:pPr>
         <w:spacing w:line="360" w:lineRule="auto"/>
         <w:rPr>
+          <w:rFonts w:hint="eastAsia"/>
           <w:lang w:eastAsia="zh-CN"/>
         </w:rPr>
       </w:pPr>
@@ -967,6 +949,7 @@
       </w:r>
       <w:r>
         <w:rPr>
+          <w:noProof/>
           <w:lang w:eastAsia="zh-CN"/>
         </w:rPr>
         <w:drawing>
@@ -985,7 +968,7 @@
                     <pic:cNvPicPr/>
                   </pic:nvPicPr>
                   <pic:blipFill>
-                    <a:blip r:embed="rId11"/>
+                    <a:blip r:embed="rId13"/>
                     <a:stretch>
                       <a:fillRect/>
                     </a:stretch>
@@ -1046,6 +1029,7 @@
           <w:highlight w:val="yellow"/>
           <w:lang w:eastAsia="zh-CN"/>
         </w:rPr>
+        <w:lastRenderedPageBreak/>
         <w:t>A,错误</w:t>
       </w:r>
     </w:p>
@@ -1070,6 +1054,7 @@
       <w:pPr>
         <w:spacing w:line="360" w:lineRule="auto"/>
         <w:rPr>
+          <w:rFonts w:hint="eastAsia"/>
           <w:highlight w:val="yellow"/>
           <w:lang w:eastAsia="zh-CN"/>
         </w:rPr>
@@ -1086,11 +1071,13 @@
       <w:pPr>
         <w:spacing w:line="360" w:lineRule="auto"/>
         <w:rPr>
+          <w:rFonts w:hint="eastAsia"/>
           <w:lang w:eastAsia="zh-CN"/>
         </w:rPr>
       </w:pPr>
       <w:r>
         <w:rPr>
+          <w:noProof/>
           <w:highlight w:val="yellow"/>
           <w:lang w:eastAsia="zh-CN"/>
         </w:rPr>
@@ -1110,7 +1097,7 @@
                     <pic:cNvPicPr/>
                   </pic:nvPicPr>
                   <pic:blipFill>
-                    <a:blip r:embed="rId12"/>
+                    <a:blip r:embed="rId14"/>
                     <a:stretch>
                       <a:fillRect/>
                     </a:stretch>
@@ -1189,6 +1176,7 @@
       <w:pPr>
         <w:spacing w:line="360" w:lineRule="auto"/>
         <w:rPr>
+          <w:rFonts w:hint="eastAsia"/>
           <w:lang w:eastAsia="zh-CN"/>
         </w:rPr>
       </w:pPr>
@@ -1263,6 +1251,9 @@
     <w:p>
       <w:pPr>
         <w:spacing w:line="360" w:lineRule="auto"/>
+        <w:rPr>
+          <w:rFonts w:hint="eastAsia"/>
+        </w:rPr>
       </w:pPr>
       <w:proofErr w:type="spellStart"/>
       <w:r>
@@ -1318,6 +1309,7 @@
         <w:rPr>
           <w:lang w:eastAsia="zh-CN"/>
         </w:rPr>
+        <w:lastRenderedPageBreak/>
         <w:t>A,正确</w:t>
       </w:r>
     </w:p>
@@ -1340,6 +1332,7 @@
       <w:pPr>
         <w:spacing w:line="360" w:lineRule="auto"/>
         <w:rPr>
+          <w:rFonts w:hint="eastAsia"/>
           <w:lang w:eastAsia="zh-CN"/>
         </w:rPr>
       </w:pPr>
@@ -1367,6 +1360,68 @@
     </w:sectPr>
   </w:body>
 </w:document>
+</file>
+
+<file path=word/endnotes.xml><?xml version="1.0" encoding="utf-8"?>
+<w:endnotes xmlns:wpc="http://schemas.microsoft.com/office/word/2010/wordprocessingCanvas" xmlns:cx="http://schemas.microsoft.com/office/drawing/2014/chartex" xmlns:cx1="http://schemas.microsoft.com/office/drawing/2015/9/8/chartex" xmlns:cx2="http://schemas.microsoft.com/office/drawing/2015/10/21/chartex" xmlns:cx3="http://schemas.microsoft.com/office/drawing/2016/5/9/chartex" xmlns:cx4="http://schemas.microsoft.com/office/drawing/2016/5/10/chartex" xmlns:cx5="http://schemas.microsoft.com/office/drawing/2016/5/11/chartex" xmlns:cx6="http://schemas.microsoft.com/office/drawing/2016/5/12/chartex" xmlns:cx7="http://schemas.microsoft.com/office/drawing/2016/5/13/chartex" xmlns:cx8="http://schemas.microsoft.com/office/drawing/2016/5/14/chartex" xmlns:mc="http://schemas.openxmlformats.org/markup-compatibility/2006" xmlns:aink="http://schemas.microsoft.com/office/drawing/2016/ink" xmlns:am3d="http://schemas.microsoft.com/office/drawing/2017/model3d" xmlns:o="urn:schemas-microsoft-com:office:office" xmlns:oel="http://schemas.microsoft.com/office/2019/extlst" xmlns:r="http://schemas.openxmlformats.org/officeDocument/2006/relationships" xmlns:m="http://schemas.openxmlformats.org/officeDocument/2006/math" xmlns:v="urn:schemas-microsoft-com:vml" xmlns:wp14="http://schemas.microsoft.com/office/word/2010/wordprocessingDrawing" xmlns:wp="http://schemas.openxmlformats.org/drawingml/2006/wordprocessingDrawing" xmlns:w10="urn:schemas-microsoft-com:office:word" xmlns:w="http://schemas.openxmlformats.org/wordprocessingml/2006/main" xmlns:w14="http://schemas.microsoft.com/office/word/2010/wordml" xmlns:w15="http://schemas.microsoft.com/office/word/2012/wordml" xmlns:w16cex="http://schemas.microsoft.com/office/word/2018/wordml/cex" xmlns:w16cid="http://schemas.microsoft.com/office/word/2016/wordml/cid" xmlns:w16="http://schemas.microsoft.com/office/word/2018/wordml" xmlns:w16du="http://schemas.microsoft.com/office/word/2023/wordml/word16du" xmlns:w16sdtdh="http://schemas.microsoft.com/office/word/2020/wordml/sdtdatahash" xmlns:w16sdtfl="http://schemas.microsoft.com/office/word/2024/wordml/sdtformatlock" xmlns:w16se="http://schemas.microsoft.com/office/word/2015/wordml/symex" xmlns:wpg="http://schemas.microsoft.com/office/word/2010/wordprocessingGroup" xmlns:wpi="http://schemas.microsoft.com/office/word/2010/wordprocessingInk" xmlns:wne="http://schemas.microsoft.com/office/word/2006/wordml" xmlns:wps="http://schemas.microsoft.com/office/word/2010/wordprocessingShape" mc:Ignorable="w14 w15 w16se w16cid w16 w16cex w16sdtdh w16sdtfl w16du wp14">
+  <w:endnote w:type="separator" w:id="-1">
+    <w:p>
+      <w:pPr>
+        <w:spacing w:after="0" w:line="240" w:lineRule="auto"/>
+        <w:rPr>
+          <w:rFonts w:hint="eastAsia"/>
+        </w:rPr>
+      </w:pPr>
+      <w:r>
+        <w:separator/>
+      </w:r>
+    </w:p>
+  </w:endnote>
+  <w:endnote w:type="continuationSeparator" w:id="0">
+    <w:p>
+      <w:pPr>
+        <w:spacing w:after="0" w:line="240" w:lineRule="auto"/>
+        <w:rPr>
+          <w:rFonts w:hint="eastAsia"/>
+        </w:rPr>
+      </w:pPr>
+      <w:r>
+        <w:continuationSeparator/>
+      </w:r>
+    </w:p>
+  </w:endnote>
+</w:endnotes>
+</file>
+
+<file path=word/footnotes.xml><?xml version="1.0" encoding="utf-8"?>
+<w:footnotes xmlns:wpc="http://schemas.microsoft.com/office/word/2010/wordprocessingCanvas" xmlns:cx="http://schemas.microsoft.com/office/drawing/2014/chartex" xmlns:cx1="http://schemas.microsoft.com/office/drawing/2015/9/8/chartex" xmlns:cx2="http://schemas.microsoft.com/office/drawing/2015/10/21/chartex" xmlns:cx3="http://schemas.microsoft.com/office/drawing/2016/5/9/chartex" xmlns:cx4="http://schemas.microsoft.com/office/drawing/2016/5/10/chartex" xmlns:cx5="http://schemas.microsoft.com/office/drawing/2016/5/11/chartex" xmlns:cx6="http://schemas.microsoft.com/office/drawing/2016/5/12/chartex" xmlns:cx7="http://schemas.microsoft.com/office/drawing/2016/5/13/chartex" xmlns:cx8="http://schemas.microsoft.com/office/drawing/2016/5/14/chartex" xmlns:mc="http://schemas.openxmlformats.org/markup-compatibility/2006" xmlns:aink="http://schemas.microsoft.com/office/drawing/2016/ink" xmlns:am3d="http://schemas.microsoft.com/office/drawing/2017/model3d" xmlns:o="urn:schemas-microsoft-com:office:office" xmlns:oel="http://schemas.microsoft.com/office/2019/extlst" xmlns:r="http://schemas.openxmlformats.org/officeDocument/2006/relationships" xmlns:m="http://schemas.openxmlformats.org/officeDocument/2006/math" xmlns:v="urn:schemas-microsoft-com:vml" xmlns:wp14="http://schemas.microsoft.com/office/word/2010/wordprocessingDrawing" xmlns:wp="http://schemas.openxmlformats.org/drawingml/2006/wordprocessingDrawing" xmlns:w10="urn:schemas-microsoft-com:office:word" xmlns:w="http://schemas.openxmlformats.org/wordprocessingml/2006/main" xmlns:w14="http://schemas.microsoft.com/office/word/2010/wordml" xmlns:w15="http://schemas.microsoft.com/office/word/2012/wordml" xmlns:w16cex="http://schemas.microsoft.com/office/word/2018/wordml/cex" xmlns:w16cid="http://schemas.microsoft.com/office/word/2016/wordml/cid" xmlns:w16="http://schemas.microsoft.com/office/word/2018/wordml" xmlns:w16du="http://schemas.microsoft.com/office/word/2023/wordml/word16du" xmlns:w16sdtdh="http://schemas.microsoft.com/office/word/2020/wordml/sdtdatahash" xmlns:w16sdtfl="http://schemas.microsoft.com/office/word/2024/wordml/sdtformatlock" xmlns:w16se="http://schemas.microsoft.com/office/word/2015/wordml/symex" xmlns:wpg="http://schemas.microsoft.com/office/word/2010/wordprocessingGroup" xmlns:wpi="http://schemas.microsoft.com/office/word/2010/wordprocessingInk" xmlns:wne="http://schemas.microsoft.com/office/word/2006/wordml" xmlns:wps="http://schemas.microsoft.com/office/word/2010/wordprocessingShape" mc:Ignorable="w14 w15 w16se w16cid w16 w16cex w16sdtdh w16sdtfl w16du wp14">
+  <w:footnote w:type="separator" w:id="-1">
+    <w:p>
+      <w:pPr>
+        <w:spacing w:after="0" w:line="240" w:lineRule="auto"/>
+        <w:rPr>
+          <w:rFonts w:hint="eastAsia"/>
+        </w:rPr>
+      </w:pPr>
+      <w:r>
+        <w:separator/>
+      </w:r>
+    </w:p>
+  </w:footnote>
+  <w:footnote w:type="continuationSeparator" w:id="0">
+    <w:p>
+      <w:pPr>
+        <w:spacing w:after="0" w:line="240" w:lineRule="auto"/>
+        <w:rPr>
+          <w:rFonts w:hint="eastAsia"/>
+        </w:rPr>
+      </w:pPr>
+      <w:r>
+        <w:continuationSeparator/>
+      </w:r>
+    </w:p>
+  </w:footnote>
+</w:footnotes>
 </file>
 
 <file path=word/numbering.xml><?xml version="1.0" encoding="utf-8"?>
@@ -2179,6 +2234,7 @@
   <w:style w:type="character" w:default="1" w:styleId="a2">
     <w:name w:val="Default Paragraph Font"/>
     <w:uiPriority w:val="1"/>
+    <w:semiHidden/>
     <w:unhideWhenUsed/>
   </w:style>
   <w:style w:type="table" w:default="1" w:styleId="a3">

--- a/离散数学/集合论与图论/集合论与图论（上）课后习题/第7讲测验.docx
+++ b/离散数学/集合论与图论/集合论与图论（上）课后习题/第7讲测验.docx
@@ -384,13 +384,11 @@
         <w:spacing w:line="360" w:lineRule="auto"/>
         <w:rPr>
           <w:rFonts w:hint="eastAsia"/>
-          <w:highlight w:val="yellow"/>
           <w:lang w:eastAsia="zh-CN"/>
         </w:rPr>
       </w:pPr>
       <w:r>
         <w:rPr>
-          <w:highlight w:val="yellow"/>
           <w:lang w:eastAsia="zh-CN"/>
         </w:rPr>
         <w:t>2,以下说法错误的是（）。</w:t>
@@ -401,13 +399,11 @@
         <w:spacing w:line="360" w:lineRule="auto"/>
         <w:rPr>
           <w:rFonts w:hint="eastAsia"/>
-          <w:highlight w:val="yellow"/>
           <w:lang w:eastAsia="zh-CN"/>
         </w:rPr>
       </w:pPr>
       <w:r>
         <w:rPr>
-          <w:highlight w:val="yellow"/>
           <w:lang w:eastAsia="zh-CN"/>
         </w:rPr>
         <w:t>A,集合X的幂集</w:t>
@@ -415,7 +411,6 @@
       <w:r>
         <w:rPr>
           <w:noProof/>
-          <w:highlight w:val="yellow"/>
         </w:rPr>
         <w:drawing>
           <wp:inline distT="0" distB="0" distL="0" distR="0" wp14:anchorId="5872450E" wp14:editId="32D02126">
@@ -455,7 +450,6 @@
       </w:r>
       <w:r>
         <w:rPr>
-          <w:highlight w:val="yellow"/>
           <w:lang w:eastAsia="zh-CN"/>
         </w:rPr>
         <w:t>上的真包含关系“</w:t>
@@ -463,7 +457,6 @@
       <w:r>
         <w:rPr>
           <w:noProof/>
-          <w:highlight w:val="yellow"/>
         </w:rPr>
         <w:drawing>
           <wp:inline distT="0" distB="0" distL="0" distR="0" wp14:anchorId="75947A54" wp14:editId="5C25EC50">
@@ -503,7 +496,6 @@
       </w:r>
       <w:r>
         <w:rPr>
-          <w:highlight w:val="yellow"/>
           <w:lang w:eastAsia="zh-CN"/>
         </w:rPr>
         <w:t>”是对称的。</w:t>
@@ -514,13 +506,11 @@
         <w:spacing w:line="360" w:lineRule="auto"/>
         <w:rPr>
           <w:rFonts w:hint="eastAsia"/>
-          <w:highlight w:val="yellow"/>
           <w:lang w:eastAsia="zh-CN"/>
         </w:rPr>
       </w:pPr>
       <w:r>
         <w:rPr>
-          <w:highlight w:val="yellow"/>
           <w:lang w:eastAsia="zh-CN"/>
         </w:rPr>
         <w:lastRenderedPageBreak/>
@@ -529,7 +519,6 @@
       <w:r>
         <w:rPr>
           <w:noProof/>
-          <w:highlight w:val="yellow"/>
         </w:rPr>
         <w:drawing>
           <wp:inline distT="0" distB="0" distL="0" distR="0" wp14:anchorId="35E7A662" wp14:editId="12E6D7F8">
@@ -569,7 +558,6 @@
       </w:r>
       <w:r>
         <w:rPr>
-          <w:highlight w:val="yellow"/>
           <w:lang w:eastAsia="zh-CN"/>
         </w:rPr>
         <w:t>上的真包含关系“</w:t>
@@ -577,7 +565,6 @@
       <w:r>
         <w:rPr>
           <w:noProof/>
-          <w:highlight w:val="yellow"/>
         </w:rPr>
         <w:drawing>
           <wp:inline distT="0" distB="0" distL="0" distR="0" wp14:anchorId="3CF7FAD1" wp14:editId="105E06D6">
@@ -617,7 +604,6 @@
       </w:r>
       <w:r>
         <w:rPr>
-          <w:highlight w:val="yellow"/>
           <w:lang w:eastAsia="zh-CN"/>
         </w:rPr>
         <w:t>”是反自反的。</w:t>
@@ -628,13 +614,11 @@
         <w:spacing w:line="360" w:lineRule="auto"/>
         <w:rPr>
           <w:rFonts w:hint="eastAsia"/>
-          <w:highlight w:val="yellow"/>
           <w:lang w:eastAsia="zh-CN"/>
         </w:rPr>
       </w:pPr>
       <w:r>
         <w:rPr>
-          <w:highlight w:val="yellow"/>
           <w:lang w:eastAsia="zh-CN"/>
         </w:rPr>
         <w:t>C,集合X的幂集</w:t>
@@ -642,7 +626,6 @@
       <w:r>
         <w:rPr>
           <w:noProof/>
-          <w:highlight w:val="yellow"/>
         </w:rPr>
         <w:drawing>
           <wp:inline distT="0" distB="0" distL="0" distR="0" wp14:anchorId="0238EA3B" wp14:editId="5C7E8C89">
@@ -682,7 +665,6 @@
       </w:r>
       <w:r>
         <w:rPr>
-          <w:highlight w:val="yellow"/>
           <w:lang w:eastAsia="zh-CN"/>
         </w:rPr>
         <w:t>上的真包含关系“</w:t>
@@ -690,7 +672,6 @@
       <w:r>
         <w:rPr>
           <w:noProof/>
-          <w:highlight w:val="yellow"/>
         </w:rPr>
         <w:drawing>
           <wp:inline distT="0" distB="0" distL="0" distR="0" wp14:anchorId="7DE238F6" wp14:editId="6AB03A5D">
@@ -730,7 +711,6 @@
       </w:r>
       <w:r>
         <w:rPr>
-          <w:highlight w:val="yellow"/>
           <w:lang w:eastAsia="zh-CN"/>
         </w:rPr>
         <w:t>”是反对称的。</w:t>
@@ -741,13 +721,11 @@
         <w:spacing w:line="360" w:lineRule="auto"/>
         <w:rPr>
           <w:rFonts w:hint="eastAsia"/>
-          <w:highlight w:val="yellow"/>
           <w:lang w:eastAsia="zh-CN"/>
         </w:rPr>
       </w:pPr>
       <w:r>
         <w:rPr>
-          <w:highlight w:val="yellow"/>
           <w:lang w:eastAsia="zh-CN"/>
         </w:rPr>
         <w:t>D,集合X的幂集</w:t>
@@ -755,7 +733,6 @@
       <w:r>
         <w:rPr>
           <w:noProof/>
-          <w:highlight w:val="yellow"/>
         </w:rPr>
         <w:drawing>
           <wp:inline distT="0" distB="0" distL="0" distR="0" wp14:anchorId="05BBEB83" wp14:editId="1546BF62">
@@ -795,7 +772,6 @@
       </w:r>
       <w:r>
         <w:rPr>
-          <w:highlight w:val="yellow"/>
           <w:lang w:eastAsia="zh-CN"/>
         </w:rPr>
         <w:t>上的真包含关系“</w:t>
@@ -803,7 +779,6 @@
       <w:r>
         <w:rPr>
           <w:noProof/>
-          <w:highlight w:val="yellow"/>
         </w:rPr>
         <w:drawing>
           <wp:inline distT="0" distB="0" distL="0" distR="0" wp14:anchorId="5628CE52" wp14:editId="767FF0B5">
@@ -843,7 +818,6 @@
       </w:r>
       <w:r>
         <w:rPr>
-          <w:highlight w:val="yellow"/>
           <w:lang w:eastAsia="zh-CN"/>
         </w:rPr>
         <w:t>”是传递的。</w:t>
@@ -859,7 +833,6 @@
       </w:pPr>
       <w:r>
         <w:rPr>
-          <w:highlight w:val="yellow"/>
           <w:lang w:eastAsia="zh-CN"/>
         </w:rPr>
         <w:t>答案:A</w:t>
